--- a/flow/20230914_vu_template/drafts/2024-11-u/19-ВТ-Авдія-Варлаама.docx
+++ b/flow/20230914_vu_template/drafts/2024-11-u/19-ВТ-Авдія-Варлаама.docx
@@ -10106,12 +10106,8 @@
     </w:p>
     <w:p>
       <w:pPr>
-        <w:spacing w:after="120"/>
-        <w:rPr>
-          <w:rFonts w:ascii="Times New Roman" w:hAnsi="Times New Roman"/>
-          <w:sz w:val="24"/>
-          <w:szCs w:val="24"/>
-        </w:rPr>
+        <w:pStyle w:val="Normal"/>
+        <w:spacing w:after="120"/>
       </w:pPr>
       <w:r>
         <w:rPr>
@@ -10119,15 +10115,24 @@
           <w:b/>
           <w:color w:val="000000"/>
           <w:sz w:val="24"/>
-          <w:szCs w:val="24"/>
-        </w:rPr>
-        <w:t>Го</w:t>
-      </w:r>
-      <w:r>
-        <w:rPr>
-          <w:rFonts w:ascii="Times New Roman" w:hAnsi="Times New Roman"/>
-          <w:sz w:val="24"/>
-          <w:szCs w:val="24"/>
+        </w:rPr>
+        <w:t xml:space="preserve">Го́споди, взива́ю я до Те́бе, ви́слухай мене́.* </w:t>
+      </w:r>
+      <w:r>
+        <w:rPr>
+          <w:rFonts w:ascii="Times New Roman" w:hAnsi="Times New Roman"/>
+          <w:b/>
+          <w:color w:val="000000"/>
+          <w:sz w:val="24"/>
+        </w:rPr>
+        <w:t>Ви</w:t>
+      </w:r>
+      <w:r>
+        <w:rPr>
+          <w:rFonts w:ascii="Times New Roman" w:hAnsi="Times New Roman"/>
+          <w:b/>
+          <w:color w:val="000000"/>
+          <w:sz w:val="24"/>
         </w:rPr>
         <w:t>́</w:t>
       </w:r>
@@ -10137,15 +10142,69 @@
           <w:b/>
           <w:color w:val="000000"/>
           <w:sz w:val="24"/>
-          <w:szCs w:val="24"/>
+        </w:rPr>
+        <w:t>слухай мене</w:t>
+      </w:r>
+      <w:r>
+        <w:rPr>
+          <w:rFonts w:ascii="Times New Roman" w:hAnsi="Times New Roman"/>
+          <w:b/>
+          <w:color w:val="000000"/>
+          <w:sz w:val="24"/>
+        </w:rPr>
+        <w:t>́</w:t>
+      </w:r>
+      <w:r>
+        <w:rPr>
+          <w:rFonts w:ascii="Times New Roman" w:hAnsi="Times New Roman"/>
+          <w:b/>
+          <w:color w:val="000000"/>
+          <w:sz w:val="24"/>
+        </w:rPr>
+        <w:t>, Го</w:t>
+      </w:r>
+      <w:r>
+        <w:rPr>
+          <w:rFonts w:ascii="Times New Roman" w:hAnsi="Times New Roman"/>
+          <w:b/>
+          <w:color w:val="000000"/>
+          <w:sz w:val="24"/>
+        </w:rPr>
+        <w:t>́</w:t>
+      </w:r>
+      <w:r>
+        <w:rPr>
+          <w:rFonts w:ascii="Times New Roman" w:hAnsi="Times New Roman"/>
+          <w:b/>
+          <w:color w:val="000000"/>
+          <w:sz w:val="24"/>
+        </w:rPr>
+        <w:t>споди.* Го</w:t>
+      </w:r>
+      <w:r>
+        <w:rPr>
+          <w:rFonts w:ascii="Times New Roman" w:hAnsi="Times New Roman"/>
+          <w:b/>
+          <w:color w:val="000000"/>
+          <w:sz w:val="24"/>
+        </w:rPr>
+        <w:t>́</w:t>
+      </w:r>
+      <w:r>
+        <w:rPr>
+          <w:rFonts w:ascii="Times New Roman" w:hAnsi="Times New Roman"/>
+          <w:b/>
+          <w:color w:val="000000"/>
+          <w:sz w:val="24"/>
         </w:rPr>
         <w:t>споди, взива</w:t>
       </w:r>
       <w:r>
         <w:rPr>
           <w:rFonts w:ascii="Times New Roman" w:hAnsi="Times New Roman"/>
-          <w:sz w:val="24"/>
-          <w:szCs w:val="24"/>
+          <w:b/>
+          <w:color w:val="000000"/>
+          <w:sz w:val="24"/>
         </w:rPr>
         <w:t>́</w:t>
       </w:r>
@@ -10155,15 +10214,15 @@
           <w:b/>
           <w:color w:val="000000"/>
           <w:sz w:val="24"/>
-          <w:szCs w:val="24"/>
         </w:rPr>
         <w:t>ю я до Те</w:t>
       </w:r>
       <w:r>
         <w:rPr>
           <w:rFonts w:ascii="Times New Roman" w:hAnsi="Times New Roman"/>
-          <w:sz w:val="24"/>
-          <w:szCs w:val="24"/>
+          <w:b/>
+          <w:color w:val="000000"/>
+          <w:sz w:val="24"/>
         </w:rPr>
         <w:t>́</w:t>
       </w:r>
@@ -10173,15 +10232,15 @@
           <w:b/>
           <w:color w:val="000000"/>
           <w:sz w:val="24"/>
-          <w:szCs w:val="24"/>
         </w:rPr>
         <w:t>бе, ви</w:t>
       </w:r>
       <w:r>
         <w:rPr>
           <w:rFonts w:ascii="Times New Roman" w:hAnsi="Times New Roman"/>
-          <w:sz w:val="24"/>
-          <w:szCs w:val="24"/>
+          <w:b/>
+          <w:color w:val="000000"/>
+          <w:sz w:val="24"/>
         </w:rPr>
         <w:t>́</w:t>
       </w:r>
@@ -10191,15 +10250,15 @@
           <w:b/>
           <w:color w:val="000000"/>
           <w:sz w:val="24"/>
-          <w:szCs w:val="24"/>
         </w:rPr>
         <w:t>слухай мене</w:t>
       </w:r>
       <w:r>
         <w:rPr>
           <w:rFonts w:ascii="Times New Roman" w:hAnsi="Times New Roman"/>
-          <w:sz w:val="24"/>
-          <w:szCs w:val="24"/>
+          <w:b/>
+          <w:color w:val="000000"/>
+          <w:sz w:val="24"/>
         </w:rPr>
         <w:t>́</w:t>
       </w:r>
@@ -10209,15 +10268,15 @@
           <w:b/>
           <w:color w:val="000000"/>
           <w:sz w:val="24"/>
-          <w:szCs w:val="24"/>
-        </w:rPr>
-        <w:t>.* Ви</w:t>
-      </w:r>
-      <w:r>
-        <w:rPr>
-          <w:rFonts w:ascii="Times New Roman" w:hAnsi="Times New Roman"/>
-          <w:sz w:val="24"/>
-          <w:szCs w:val="24"/>
+        </w:rPr>
+        <w:t>.* Почу</w:t>
+      </w:r>
+      <w:r>
+        <w:rPr>
+          <w:rFonts w:ascii="Times New Roman" w:hAnsi="Times New Roman"/>
+          <w:b/>
+          <w:color w:val="000000"/>
+          <w:sz w:val="24"/>
         </w:rPr>
         <w:t>́</w:t>
       </w:r>
@@ -10227,15 +10286,15 @@
           <w:b/>
           <w:color w:val="000000"/>
           <w:sz w:val="24"/>
-          <w:szCs w:val="24"/>
-        </w:rPr>
-        <w:t>слухай мене, Го</w:t>
-      </w:r>
-      <w:r>
-        <w:rPr>
-          <w:rFonts w:ascii="Times New Roman" w:hAnsi="Times New Roman"/>
-          <w:sz w:val="24"/>
-          <w:szCs w:val="24"/>
+        </w:rPr>
+        <w:t>й го</w:t>
+      </w:r>
+      <w:r>
+        <w:rPr>
+          <w:rFonts w:ascii="Times New Roman" w:hAnsi="Times New Roman"/>
+          <w:b/>
+          <w:color w:val="000000"/>
+          <w:sz w:val="24"/>
         </w:rPr>
         <w:t>́</w:t>
       </w:r>
@@ -10245,15 +10304,15 @@
           <w:b/>
           <w:color w:val="000000"/>
           <w:sz w:val="24"/>
-          <w:szCs w:val="24"/>
-        </w:rPr>
-        <w:t>споди.* Го</w:t>
-      </w:r>
-      <w:r>
-        <w:rPr>
-          <w:rFonts w:ascii="Times New Roman" w:hAnsi="Times New Roman"/>
-          <w:sz w:val="24"/>
-          <w:szCs w:val="24"/>
+        </w:rPr>
+        <w:t>лос молі</w:t>
+      </w:r>
+      <w:r>
+        <w:rPr>
+          <w:rFonts w:ascii="Times New Roman" w:hAnsi="Times New Roman"/>
+          <w:b/>
+          <w:color w:val="000000"/>
+          <w:sz w:val="24"/>
         </w:rPr>
         <w:t>́</w:t>
       </w:r>
@@ -10263,15 +10322,15 @@
           <w:b/>
           <w:color w:val="000000"/>
           <w:sz w:val="24"/>
-          <w:szCs w:val="24"/>
-        </w:rPr>
-        <w:t>споди, взива</w:t>
-      </w:r>
-      <w:r>
-        <w:rPr>
-          <w:rFonts w:ascii="Times New Roman" w:hAnsi="Times New Roman"/>
-          <w:sz w:val="24"/>
-          <w:szCs w:val="24"/>
+        </w:rPr>
+        <w:t>ння мого</w:t>
+      </w:r>
+      <w:r>
+        <w:rPr>
+          <w:rFonts w:ascii="Times New Roman" w:hAnsi="Times New Roman"/>
+          <w:b/>
+          <w:color w:val="000000"/>
+          <w:sz w:val="24"/>
         </w:rPr>
         <w:t>́</w:t>
       </w:r>
@@ -10281,15 +10340,15 @@
           <w:b/>
           <w:color w:val="000000"/>
           <w:sz w:val="24"/>
-          <w:szCs w:val="24"/>
-        </w:rPr>
-        <w:t>ю я до Те</w:t>
-      </w:r>
-      <w:r>
-        <w:rPr>
-          <w:rFonts w:ascii="Times New Roman" w:hAnsi="Times New Roman"/>
-          <w:sz w:val="24"/>
-          <w:szCs w:val="24"/>
+        </w:rPr>
+        <w:t>,* коли</w:t>
+      </w:r>
+      <w:r>
+        <w:rPr>
+          <w:rFonts w:ascii="Times New Roman" w:hAnsi="Times New Roman"/>
+          <w:b/>
+          <w:color w:val="000000"/>
+          <w:sz w:val="24"/>
         </w:rPr>
         <w:t>́</w:t>
       </w:r>
@@ -10299,15 +10358,15 @@
           <w:b/>
           <w:color w:val="000000"/>
           <w:sz w:val="24"/>
-          <w:szCs w:val="24"/>
-        </w:rPr>
-        <w:t>бе, ви</w:t>
-      </w:r>
-      <w:r>
-        <w:rPr>
-          <w:rFonts w:ascii="Times New Roman" w:hAnsi="Times New Roman"/>
-          <w:sz w:val="24"/>
-          <w:szCs w:val="24"/>
+        </w:rPr>
+        <w:t xml:space="preserve"> взива</w:t>
+      </w:r>
+      <w:r>
+        <w:rPr>
+          <w:rFonts w:ascii="Times New Roman" w:hAnsi="Times New Roman"/>
+          <w:b/>
+          <w:color w:val="000000"/>
+          <w:sz w:val="24"/>
         </w:rPr>
         <w:t>́</w:t>
       </w:r>
@@ -10317,15 +10376,51 @@
           <w:b/>
           <w:color w:val="000000"/>
           <w:sz w:val="24"/>
-          <w:szCs w:val="24"/>
+        </w:rPr>
+        <w:t>ю до Те</w:t>
+      </w:r>
+      <w:r>
+        <w:rPr>
+          <w:rFonts w:ascii="Times New Roman" w:hAnsi="Times New Roman"/>
+          <w:b/>
+          <w:color w:val="000000"/>
+          <w:sz w:val="24"/>
+        </w:rPr>
+        <w:t>́</w:t>
+      </w:r>
+      <w:r>
+        <w:rPr>
+          <w:rFonts w:ascii="Times New Roman" w:hAnsi="Times New Roman"/>
+          <w:b/>
+          <w:color w:val="000000"/>
+          <w:sz w:val="24"/>
+        </w:rPr>
+        <w:t>бе.* Ви</w:t>
+      </w:r>
+      <w:r>
+        <w:rPr>
+          <w:rFonts w:ascii="Times New Roman" w:hAnsi="Times New Roman"/>
+          <w:b/>
+          <w:color w:val="000000"/>
+          <w:sz w:val="24"/>
+        </w:rPr>
+        <w:t>́</w:t>
+      </w:r>
+      <w:r>
+        <w:rPr>
+          <w:rFonts w:ascii="Times New Roman" w:hAnsi="Times New Roman"/>
+          <w:b/>
+          <w:color w:val="000000"/>
+          <w:sz w:val="24"/>
         </w:rPr>
         <w:t>слухай мене</w:t>
       </w:r>
       <w:r>
         <w:rPr>
           <w:rFonts w:ascii="Times New Roman" w:hAnsi="Times New Roman"/>
-          <w:sz w:val="24"/>
-          <w:szCs w:val="24"/>
+          <w:b/>
+          <w:color w:val="000000"/>
+          <w:sz w:val="24"/>
         </w:rPr>
         <w:t>́</w:t>
       </w:r>
@@ -10335,15 +10430,15 @@
           <w:b/>
           <w:color w:val="000000"/>
           <w:sz w:val="24"/>
-          <w:szCs w:val="24"/>
-        </w:rPr>
-        <w:t>.* Почу</w:t>
-      </w:r>
-      <w:r>
-        <w:rPr>
-          <w:rFonts w:ascii="Times New Roman" w:hAnsi="Times New Roman"/>
-          <w:sz w:val="24"/>
-          <w:szCs w:val="24"/>
+        </w:rPr>
+        <w:t>, Го</w:t>
+      </w:r>
+      <w:r>
+        <w:rPr>
+          <w:rFonts w:ascii="Times New Roman" w:hAnsi="Times New Roman"/>
+          <w:b/>
+          <w:color w:val="000000"/>
+          <w:sz w:val="24"/>
         </w:rPr>
         <w:t>́</w:t>
       </w:r>
@@ -10353,15 +10448,30 @@
           <w:b/>
           <w:color w:val="000000"/>
           <w:sz w:val="24"/>
-          <w:szCs w:val="24"/>
-        </w:rPr>
-        <w:t>й го</w:t>
-      </w:r>
-      <w:r>
-        <w:rPr>
-          <w:rFonts w:ascii="Times New Roman" w:hAnsi="Times New Roman"/>
-          <w:sz w:val="24"/>
-          <w:szCs w:val="24"/>
+        </w:rPr>
+        <w:t>споди.</w:t>
+      </w:r>
+    </w:p>
+    <w:p>
+      <w:pPr>
+        <w:pStyle w:val="Normal"/>
+        <w:spacing w:after="120"/>
+      </w:pPr>
+      <w:r>
+        <w:rPr>
+          <w:rFonts w:ascii="Times New Roman" w:hAnsi="Times New Roman"/>
+          <w:b/>
+          <w:color w:val="000000"/>
+          <w:sz w:val="24"/>
+        </w:rPr>
+        <w:t>Неха</w:t>
+      </w:r>
+      <w:r>
+        <w:rPr>
+          <w:rFonts w:ascii="Times New Roman" w:hAnsi="Times New Roman"/>
+          <w:b/>
+          <w:color w:val="000000"/>
+          <w:sz w:val="24"/>
         </w:rPr>
         <w:t>́</w:t>
       </w:r>
@@ -10371,15 +10481,15 @@
           <w:b/>
           <w:color w:val="000000"/>
           <w:sz w:val="24"/>
-          <w:szCs w:val="24"/>
-        </w:rPr>
-        <w:t>лос молі</w:t>
-      </w:r>
-      <w:r>
-        <w:rPr>
-          <w:rFonts w:ascii="Times New Roman" w:hAnsi="Times New Roman"/>
-          <w:sz w:val="24"/>
-          <w:szCs w:val="24"/>
+        </w:rPr>
+        <w:t>й піднесе</w:t>
+      </w:r>
+      <w:r>
+        <w:rPr>
+          <w:rFonts w:ascii="Times New Roman" w:hAnsi="Times New Roman"/>
+          <w:b/>
+          <w:color w:val="000000"/>
+          <w:sz w:val="24"/>
         </w:rPr>
         <w:t>́</w:t>
       </w:r>
@@ -10389,15 +10499,15 @@
           <w:b/>
           <w:color w:val="000000"/>
           <w:sz w:val="24"/>
-          <w:szCs w:val="24"/>
-        </w:rPr>
-        <w:t>ння мого</w:t>
-      </w:r>
-      <w:r>
-        <w:rPr>
-          <w:rFonts w:ascii="Times New Roman" w:hAnsi="Times New Roman"/>
-          <w:sz w:val="24"/>
-          <w:szCs w:val="24"/>
+        </w:rPr>
+        <w:t>ться моли</w:t>
+      </w:r>
+      <w:r>
+        <w:rPr>
+          <w:rFonts w:ascii="Times New Roman" w:hAnsi="Times New Roman"/>
+          <w:b/>
+          <w:color w:val="000000"/>
+          <w:sz w:val="24"/>
         </w:rPr>
         <w:t>́</w:t>
       </w:r>
@@ -10407,15 +10517,15 @@
           <w:b/>
           <w:color w:val="000000"/>
           <w:sz w:val="24"/>
-          <w:szCs w:val="24"/>
-        </w:rPr>
-        <w:t>,* коли</w:t>
-      </w:r>
-      <w:r>
-        <w:rPr>
-          <w:rFonts w:ascii="Times New Roman" w:hAnsi="Times New Roman"/>
-          <w:sz w:val="24"/>
-          <w:szCs w:val="24"/>
+        </w:rPr>
+        <w:t>тва моя</w:t>
+      </w:r>
+      <w:r>
+        <w:rPr>
+          <w:rFonts w:ascii="Times New Roman" w:hAnsi="Times New Roman"/>
+          <w:b/>
+          <w:color w:val="000000"/>
+          <w:sz w:val="24"/>
         </w:rPr>
         <w:t>́</w:t>
       </w:r>
@@ -10425,15 +10535,15 @@
           <w:b/>
           <w:color w:val="000000"/>
           <w:sz w:val="24"/>
-          <w:szCs w:val="24"/>
-        </w:rPr>
-        <w:t xml:space="preserve"> взива</w:t>
-      </w:r>
-      <w:r>
-        <w:rPr>
-          <w:rFonts w:ascii="Times New Roman" w:hAnsi="Times New Roman"/>
-          <w:sz w:val="24"/>
-          <w:szCs w:val="24"/>
+        </w:rPr>
+        <w:t>,* мов кади</w:t>
+      </w:r>
+      <w:r>
+        <w:rPr>
+          <w:rFonts w:ascii="Times New Roman" w:hAnsi="Times New Roman"/>
+          <w:b/>
+          <w:color w:val="000000"/>
+          <w:sz w:val="24"/>
         </w:rPr>
         <w:t>́</w:t>
       </w:r>
@@ -10443,15 +10553,15 @@
           <w:b/>
           <w:color w:val="000000"/>
           <w:sz w:val="24"/>
-          <w:szCs w:val="24"/>
-        </w:rPr>
-        <w:t>ю до Те</w:t>
-      </w:r>
-      <w:r>
-        <w:rPr>
-          <w:rFonts w:ascii="Times New Roman" w:hAnsi="Times New Roman"/>
-          <w:sz w:val="24"/>
-          <w:szCs w:val="24"/>
+        </w:rPr>
+        <w:t>ло пе</w:t>
+      </w:r>
+      <w:r>
+        <w:rPr>
+          <w:rFonts w:ascii="Times New Roman" w:hAnsi="Times New Roman"/>
+          <w:b/>
+          <w:color w:val="000000"/>
+          <w:sz w:val="24"/>
         </w:rPr>
         <w:t>́</w:t>
       </w:r>
@@ -10461,15 +10571,15 @@
           <w:b/>
           <w:color w:val="000000"/>
           <w:sz w:val="24"/>
-          <w:szCs w:val="24"/>
-        </w:rPr>
-        <w:t>бе.* Ви</w:t>
-      </w:r>
-      <w:r>
-        <w:rPr>
-          <w:rFonts w:ascii="Times New Roman" w:hAnsi="Times New Roman"/>
-          <w:sz w:val="24"/>
-          <w:szCs w:val="24"/>
+        </w:rPr>
+        <w:t>ред Тобо</w:t>
+      </w:r>
+      <w:r>
+        <w:rPr>
+          <w:rFonts w:ascii="Times New Roman" w:hAnsi="Times New Roman"/>
+          <w:b/>
+          <w:color w:val="000000"/>
+          <w:sz w:val="24"/>
         </w:rPr>
         <w:t>́</w:t>
       </w:r>
@@ -10479,15 +10589,114 @@
           <w:b/>
           <w:color w:val="000000"/>
           <w:sz w:val="24"/>
-          <w:szCs w:val="24"/>
+        </w:rPr>
+        <w:t>ю;* підно</w:t>
+      </w:r>
+      <w:r>
+        <w:rPr>
+          <w:rFonts w:ascii="Times New Roman" w:hAnsi="Times New Roman"/>
+          <w:b/>
+          <w:color w:val="000000"/>
+          <w:sz w:val="24"/>
+        </w:rPr>
+        <w:t>́</w:t>
+      </w:r>
+      <w:r>
+        <w:rPr>
+          <w:rFonts w:ascii="Times New Roman" w:hAnsi="Times New Roman"/>
+          <w:b/>
+          <w:color w:val="000000"/>
+          <w:sz w:val="24"/>
+        </w:rPr>
+        <w:t>шення рук мої</w:t>
+      </w:r>
+      <w:r>
+        <w:rPr>
+          <w:rFonts w:ascii="Times New Roman" w:hAnsi="Times New Roman"/>
+          <w:b/>
+          <w:color w:val="000000"/>
+          <w:sz w:val="24"/>
+        </w:rPr>
+        <w:t>́</w:t>
+      </w:r>
+      <w:r>
+        <w:rPr>
+          <w:rFonts w:ascii="Times New Roman" w:hAnsi="Times New Roman"/>
+          <w:b/>
+          <w:color w:val="000000"/>
+          <w:sz w:val="24"/>
+        </w:rPr>
+        <w:t>х,* як же</w:t>
+      </w:r>
+      <w:r>
+        <w:rPr>
+          <w:rFonts w:ascii="Times New Roman" w:hAnsi="Times New Roman"/>
+          <w:b/>
+          <w:color w:val="000000"/>
+          <w:sz w:val="24"/>
+        </w:rPr>
+        <w:t>́</w:t>
+      </w:r>
+      <w:r>
+        <w:rPr>
+          <w:rFonts w:ascii="Times New Roman" w:hAnsi="Times New Roman"/>
+          <w:b/>
+          <w:color w:val="000000"/>
+          <w:sz w:val="24"/>
+        </w:rPr>
+        <w:t>ртва вечі</w:t>
+      </w:r>
+      <w:r>
+        <w:rPr>
+          <w:rFonts w:ascii="Times New Roman" w:hAnsi="Times New Roman"/>
+          <w:b/>
+          <w:color w:val="000000"/>
+          <w:sz w:val="24"/>
+        </w:rPr>
+        <w:t>́</w:t>
+      </w:r>
+      <w:r>
+        <w:rPr>
+          <w:rFonts w:ascii="Times New Roman" w:hAnsi="Times New Roman"/>
+          <w:b/>
+          <w:color w:val="000000"/>
+          <w:sz w:val="24"/>
+        </w:rPr>
+        <w:t xml:space="preserve">рня.* </w:t>
+      </w:r>
+      <w:r>
+        <w:rPr>
+          <w:rFonts w:ascii="Times New Roman" w:hAnsi="Times New Roman"/>
+          <w:b/>
+          <w:color w:val="000000"/>
+          <w:sz w:val="24"/>
+        </w:rPr>
+        <w:t>Ви</w:t>
+      </w:r>
+      <w:r>
+        <w:rPr>
+          <w:rFonts w:ascii="Times New Roman" w:hAnsi="Times New Roman"/>
+          <w:b/>
+          <w:color w:val="000000"/>
+          <w:sz w:val="24"/>
+        </w:rPr>
+        <w:t>́</w:t>
+      </w:r>
+      <w:r>
+        <w:rPr>
+          <w:rFonts w:ascii="Times New Roman" w:hAnsi="Times New Roman"/>
+          <w:b/>
+          <w:color w:val="000000"/>
+          <w:sz w:val="24"/>
         </w:rPr>
         <w:t>слухай мене</w:t>
       </w:r>
       <w:r>
         <w:rPr>
           <w:rFonts w:ascii="Times New Roman" w:hAnsi="Times New Roman"/>
-          <w:sz w:val="24"/>
-          <w:szCs w:val="24"/>
+          <w:b/>
+          <w:color w:val="000000"/>
+          <w:sz w:val="24"/>
         </w:rPr>
         <w:t>́</w:t>
       </w:r>
@@ -10497,15 +10706,15 @@
           <w:b/>
           <w:color w:val="000000"/>
           <w:sz w:val="24"/>
-          <w:szCs w:val="24"/>
         </w:rPr>
         <w:t>, Го</w:t>
       </w:r>
       <w:r>
         <w:rPr>
           <w:rFonts w:ascii="Times New Roman" w:hAnsi="Times New Roman"/>
-          <w:sz w:val="24"/>
-          <w:szCs w:val="24"/>
+          <w:b/>
+          <w:color w:val="000000"/>
+          <w:sz w:val="24"/>
         </w:rPr>
         <w:t>́</w:t>
       </w:r>
@@ -10515,279 +10724,6 @@
           <w:b/>
           <w:color w:val="000000"/>
           <w:sz w:val="24"/>
-          <w:szCs w:val="24"/>
-        </w:rPr>
-        <w:t>споди.</w:t>
-      </w:r>
-    </w:p>
-    <w:p>
-      <w:pPr>
-        <w:spacing w:after="120"/>
-        <w:rPr>
-          <w:rFonts w:ascii="Times New Roman" w:hAnsi="Times New Roman"/>
-          <w:sz w:val="24"/>
-          <w:szCs w:val="24"/>
-        </w:rPr>
-      </w:pPr>
-      <w:r>
-        <w:rPr>
-          <w:rFonts w:ascii="Times New Roman" w:hAnsi="Times New Roman"/>
-          <w:b/>
-          <w:color w:val="000000"/>
-          <w:sz w:val="24"/>
-          <w:szCs w:val="24"/>
-        </w:rPr>
-        <w:t>Неха</w:t>
-      </w:r>
-      <w:r>
-        <w:rPr>
-          <w:rFonts w:ascii="Times New Roman" w:hAnsi="Times New Roman"/>
-          <w:sz w:val="24"/>
-          <w:szCs w:val="24"/>
-        </w:rPr>
-        <w:t>́</w:t>
-      </w:r>
-      <w:r>
-        <w:rPr>
-          <w:rFonts w:ascii="Times New Roman" w:hAnsi="Times New Roman"/>
-          <w:b/>
-          <w:color w:val="000000"/>
-          <w:sz w:val="24"/>
-          <w:szCs w:val="24"/>
-        </w:rPr>
-        <w:t>й піднесе</w:t>
-      </w:r>
-      <w:r>
-        <w:rPr>
-          <w:rFonts w:ascii="Times New Roman" w:hAnsi="Times New Roman"/>
-          <w:sz w:val="24"/>
-          <w:szCs w:val="24"/>
-        </w:rPr>
-        <w:t>́</w:t>
-      </w:r>
-      <w:r>
-        <w:rPr>
-          <w:rFonts w:ascii="Times New Roman" w:hAnsi="Times New Roman"/>
-          <w:b/>
-          <w:color w:val="000000"/>
-          <w:sz w:val="24"/>
-          <w:szCs w:val="24"/>
-        </w:rPr>
-        <w:t>ться моли</w:t>
-      </w:r>
-      <w:r>
-        <w:rPr>
-          <w:rFonts w:ascii="Times New Roman" w:hAnsi="Times New Roman"/>
-          <w:sz w:val="24"/>
-          <w:szCs w:val="24"/>
-        </w:rPr>
-        <w:t>́</w:t>
-      </w:r>
-      <w:r>
-        <w:rPr>
-          <w:rFonts w:ascii="Times New Roman" w:hAnsi="Times New Roman"/>
-          <w:b/>
-          <w:color w:val="000000"/>
-          <w:sz w:val="24"/>
-          <w:szCs w:val="24"/>
-        </w:rPr>
-        <w:t>тва моя</w:t>
-      </w:r>
-      <w:r>
-        <w:rPr>
-          <w:rFonts w:ascii="Times New Roman" w:hAnsi="Times New Roman"/>
-          <w:sz w:val="24"/>
-          <w:szCs w:val="24"/>
-        </w:rPr>
-        <w:t>́</w:t>
-      </w:r>
-      <w:r>
-        <w:rPr>
-          <w:rFonts w:ascii="Times New Roman" w:hAnsi="Times New Roman"/>
-          <w:b/>
-          <w:color w:val="000000"/>
-          <w:sz w:val="24"/>
-          <w:szCs w:val="24"/>
-        </w:rPr>
-        <w:t>,* мов кади</w:t>
-      </w:r>
-      <w:r>
-        <w:rPr>
-          <w:rFonts w:ascii="Times New Roman" w:hAnsi="Times New Roman"/>
-          <w:sz w:val="24"/>
-          <w:szCs w:val="24"/>
-        </w:rPr>
-        <w:t>́</w:t>
-      </w:r>
-      <w:r>
-        <w:rPr>
-          <w:rFonts w:ascii="Times New Roman" w:hAnsi="Times New Roman"/>
-          <w:b/>
-          <w:color w:val="000000"/>
-          <w:sz w:val="24"/>
-          <w:szCs w:val="24"/>
-        </w:rPr>
-        <w:t>ло пе</w:t>
-      </w:r>
-      <w:r>
-        <w:rPr>
-          <w:rFonts w:ascii="Times New Roman" w:hAnsi="Times New Roman"/>
-          <w:sz w:val="24"/>
-          <w:szCs w:val="24"/>
-        </w:rPr>
-        <w:t>́</w:t>
-      </w:r>
-      <w:r>
-        <w:rPr>
-          <w:rFonts w:ascii="Times New Roman" w:hAnsi="Times New Roman"/>
-          <w:b/>
-          <w:color w:val="000000"/>
-          <w:sz w:val="24"/>
-          <w:szCs w:val="24"/>
-        </w:rPr>
-        <w:t>ред Тобо</w:t>
-      </w:r>
-      <w:r>
-        <w:rPr>
-          <w:rFonts w:ascii="Times New Roman" w:hAnsi="Times New Roman"/>
-          <w:sz w:val="24"/>
-          <w:szCs w:val="24"/>
-        </w:rPr>
-        <w:t>́</w:t>
-      </w:r>
-      <w:r>
-        <w:rPr>
-          <w:rFonts w:ascii="Times New Roman" w:hAnsi="Times New Roman"/>
-          <w:b/>
-          <w:color w:val="000000"/>
-          <w:sz w:val="24"/>
-          <w:szCs w:val="24"/>
-        </w:rPr>
-        <w:t>ю;* підно</w:t>
-      </w:r>
-      <w:r>
-        <w:rPr>
-          <w:rFonts w:ascii="Times New Roman" w:hAnsi="Times New Roman"/>
-          <w:sz w:val="24"/>
-          <w:szCs w:val="24"/>
-        </w:rPr>
-        <w:t>́</w:t>
-      </w:r>
-      <w:r>
-        <w:rPr>
-          <w:rFonts w:ascii="Times New Roman" w:hAnsi="Times New Roman"/>
-          <w:b/>
-          <w:color w:val="000000"/>
-          <w:sz w:val="24"/>
-          <w:szCs w:val="24"/>
-        </w:rPr>
-        <w:t>шення рук мої</w:t>
-      </w:r>
-      <w:r>
-        <w:rPr>
-          <w:rFonts w:ascii="Times New Roman" w:hAnsi="Times New Roman"/>
-          <w:sz w:val="24"/>
-          <w:szCs w:val="24"/>
-        </w:rPr>
-        <w:t>́</w:t>
-      </w:r>
-      <w:r>
-        <w:rPr>
-          <w:rFonts w:ascii="Times New Roman" w:hAnsi="Times New Roman"/>
-          <w:b/>
-          <w:color w:val="000000"/>
-          <w:sz w:val="24"/>
-          <w:szCs w:val="24"/>
-        </w:rPr>
-        <w:t>х,* як же</w:t>
-      </w:r>
-      <w:r>
-        <w:rPr>
-          <w:rFonts w:ascii="Times New Roman" w:hAnsi="Times New Roman"/>
-          <w:sz w:val="24"/>
-          <w:szCs w:val="24"/>
-        </w:rPr>
-        <w:t>́</w:t>
-      </w:r>
-      <w:r>
-        <w:rPr>
-          <w:rFonts w:ascii="Times New Roman" w:hAnsi="Times New Roman"/>
-          <w:b/>
-          <w:color w:val="000000"/>
-          <w:sz w:val="24"/>
-          <w:szCs w:val="24"/>
-        </w:rPr>
-        <w:t>ртва вечі</w:t>
-      </w:r>
-      <w:r>
-        <w:rPr>
-          <w:rFonts w:ascii="Times New Roman" w:hAnsi="Times New Roman"/>
-          <w:sz w:val="24"/>
-          <w:szCs w:val="24"/>
-        </w:rPr>
-        <w:t>́</w:t>
-      </w:r>
-      <w:r>
-        <w:rPr>
-          <w:rFonts w:ascii="Times New Roman" w:hAnsi="Times New Roman"/>
-          <w:b/>
-          <w:color w:val="000000"/>
-          <w:sz w:val="24"/>
-          <w:szCs w:val="24"/>
-        </w:rPr>
-        <w:t>рня.* Ви</w:t>
-      </w:r>
-      <w:r>
-        <w:rPr>
-          <w:rFonts w:ascii="Times New Roman" w:hAnsi="Times New Roman"/>
-          <w:sz w:val="24"/>
-          <w:szCs w:val="24"/>
-        </w:rPr>
-        <w:t>́</w:t>
-      </w:r>
-      <w:r>
-        <w:rPr>
-          <w:rFonts w:ascii="Times New Roman" w:hAnsi="Times New Roman"/>
-          <w:b/>
-          <w:color w:val="000000"/>
-          <w:sz w:val="24"/>
-          <w:szCs w:val="24"/>
-        </w:rPr>
-        <w:t>слухай мене</w:t>
-      </w:r>
-      <w:r>
-        <w:rPr>
-          <w:rFonts w:ascii="Times New Roman" w:hAnsi="Times New Roman"/>
-          <w:sz w:val="24"/>
-          <w:szCs w:val="24"/>
-        </w:rPr>
-        <w:t>́</w:t>
-      </w:r>
-      <w:r>
-        <w:rPr>
-          <w:rFonts w:ascii="Times New Roman" w:hAnsi="Times New Roman"/>
-          <w:b/>
-          <w:color w:val="000000"/>
-          <w:sz w:val="24"/>
-          <w:szCs w:val="24"/>
-        </w:rPr>
-        <w:t>, Го</w:t>
-      </w:r>
-      <w:r>
-        <w:rPr>
-          <w:rFonts w:ascii="Times New Roman" w:hAnsi="Times New Roman"/>
-          <w:sz w:val="24"/>
-          <w:szCs w:val="24"/>
-        </w:rPr>
-        <w:t>́</w:t>
-      </w:r>
-      <w:r>
-        <w:rPr>
-          <w:rFonts w:ascii="Times New Roman" w:hAnsi="Times New Roman"/>
-          <w:b/>
-          <w:color w:val="000000"/>
-          <w:sz w:val="24"/>
-          <w:szCs w:val="24"/>
         </w:rPr>
         <w:t>споди.</w:t>
       </w:r>

--- a/flow/20230914_vu_template/drafts/2024-11-u/19-ВТ-Авдія-Варлаама.docx
+++ b/flow/20230914_vu_template/drafts/2024-11-u/19-ВТ-Авдія-Варлаама.docx
@@ -1867,9 +1867,8 @@
         <w:rPr>
           <w:rFonts w:ascii="Times New Roman" w:hAnsi="Times New Roman"/>
           <w:i/>
-          <w:color w:val="FF0000"/>
-          <w:sz w:val="24"/>
-          <w:szCs w:val="24"/>
+          <w:color w:val="FF4400"/>
+          <w:sz w:val="24"/>
         </w:rPr>
         <w:t>Священник:</w:t>
       </w:r>
@@ -1877,17 +1876,8 @@
         <w:rPr>
           <w:rFonts w:ascii="Times New Roman" w:hAnsi="Times New Roman"/>
           <w:sz w:val="24"/>
-          <w:szCs w:val="24"/>
-        </w:rPr>
-        <w:t xml:space="preserve"> Бо Твоє є царство, і сила, і слава, Отця, і Сина, і Святого Духа, нині, і повсякчас, і на віки віків</w:t>
-      </w:r>
-      <w:r>
-        <w:rPr>
-          <w:rFonts w:ascii="Times New Roman" w:hAnsi="Times New Roman"/>
-          <w:sz w:val="24"/>
-          <w:szCs w:val="24"/>
-        </w:rPr>
-        <w:t>.</w:t>
+        </w:rPr>
+        <w:t xml:space="preserve"> Бо Твоє є царство, і сила, і слава, Отця, і Сина, і Святого Духа, нині, і повсякчас, і на віки віків.</w:t>
       </w:r>
     </w:p>
     <w:p>
@@ -9993,7 +9983,6 @@
           <w:i/>
           <w:color w:val="FF4400"/>
           <w:sz w:val="24"/>
-          <w:szCs w:val="24"/>
         </w:rPr>
         <w:t>Священник:</w:t>
       </w:r>
@@ -10001,7 +9990,6 @@
         <w:rPr>
           <w:rFonts w:ascii="Times New Roman" w:hAnsi="Times New Roman"/>
           <w:sz w:val="24"/>
-          <w:szCs w:val="24"/>
         </w:rPr>
         <w:t xml:space="preserve"> Бо Тобі належить усяка слава, честь і поклоніння, Отцю, і Сину, і Святому Духові, нині, і повсякчас, і на віки віків.</w:t>
       </w:r>
@@ -21843,9 +21831,8 @@
         <w:rPr>
           <w:rFonts w:ascii="Times New Roman" w:hAnsi="Times New Roman"/>
           <w:i/>
-          <w:color w:val="FF0000"/>
-          <w:sz w:val="24"/>
-          <w:szCs w:val="24"/>
+          <w:color w:val="FF4400"/>
+          <w:sz w:val="24"/>
         </w:rPr>
         <w:t>Священник:</w:t>
       </w:r>
@@ -21853,7 +21840,6 @@
         <w:rPr>
           <w:rFonts w:ascii="Times New Roman" w:hAnsi="Times New Roman"/>
           <w:sz w:val="24"/>
-          <w:szCs w:val="24"/>
         </w:rPr>
         <w:t xml:space="preserve"> Бо Твоє є царство, і сила, і слава, Отця, і Сина, і Святого Духа, нині, і повсякчас, і на віки віків.</w:t>
       </w:r>
@@ -22450,17 +22436,15 @@
           <w:i/>
           <w:color w:val="FF4400"/>
           <w:sz w:val="24"/>
-          <w:szCs w:val="24"/>
-        </w:rPr>
-        <w:t xml:space="preserve">Священник: </w:t>
-      </w:r>
-      <w:r>
-        <w:rPr>
-          <w:rFonts w:ascii="Times New Roman" w:hAnsi="Times New Roman"/>
-          <w:sz w:val="24"/>
-          <w:szCs w:val="24"/>
-        </w:rPr>
-        <w:t>Бо милостивий і людинолюбний Бог єси, і Тобі славу возсилаємо, Отцю, і Сину, і Святому Духові, нині, і повсякчас, і на віки віків.</w:t>
+        </w:rPr>
+        <w:t>Священник:</w:t>
+      </w:r>
+      <w:r>
+        <w:rPr>
+          <w:rFonts w:ascii="Times New Roman" w:hAnsi="Times New Roman"/>
+          <w:sz w:val="24"/>
+        </w:rPr>
+        <w:t xml:space="preserve"> Бо милостивий і людинолюбний Бог єси, і Тобі славу возсилаємо, Отцю, і Сину, і Святому Духові, нині, і повсякчас, і на віки віків.</w:t>
       </w:r>
     </w:p>
     <w:p>
@@ -22581,19 +22565,47 @@
         <w:rPr>
           <w:rFonts w:ascii="Times New Roman" w:hAnsi="Times New Roman"/>
           <w:i/>
+          <w:color w:val="FF4400"/>
+          <w:sz w:val="24"/>
+        </w:rPr>
+        <w:t>Священник:</w:t>
+      </w:r>
+      <w:r>
+        <w:rPr>
+          <w:rFonts w:ascii="Times New Roman" w:hAnsi="Times New Roman"/>
+          <w:sz w:val="24"/>
+        </w:rPr>
+        <w:t xml:space="preserve"> Сла́ва Тобі́, Хри́сте Бо́же, упова́ння на́ше, сла́ва Тобі́!</w:t>
+      </w:r>
+    </w:p>
+    <w:p>
+      <w:pPr>
+        <w:pStyle w:val="Normal"/>
+        <w:spacing w:after="120"/>
+      </w:pPr>
+      <w:r>
+        <w:rPr>
+          <w:rFonts w:ascii="Times New Roman" w:hAnsi="Times New Roman"/>
+          <w:i/>
           <w:color w:val="FF0000"/>
           <w:sz w:val="24"/>
         </w:rPr>
-        <w:t>Священ</w:t>
-      </w:r>
-      <w:r>
-        <w:rPr>
-          <w:rFonts w:ascii="Times New Roman" w:hAnsi="Times New Roman"/>
-          <w:i/>
+        <w:t>Вірні:</w:t>
+      </w:r>
+      <w:r>
+        <w:rPr>
+          <w:rFonts w:ascii="Times New Roman" w:hAnsi="Times New Roman"/>
           <w:color w:val="FF0000"/>
           <w:sz w:val="24"/>
         </w:rPr>
-        <w:t>н</w:t>
+        <w:t xml:space="preserve"> </w:t>
+      </w:r>
+      <w:r>
+        <w:rPr>
+          <w:rFonts w:ascii="Times New Roman" w:hAnsi="Times New Roman"/>
+          <w:sz w:val="24"/>
+        </w:rPr>
+        <w:t xml:space="preserve">Сла́ва Отцю́, і Си́ну, і Свято́му Ду́хові, і ни́ні, і повсякча́с, і на ві́ки вікі́в. Амі́нь. Го́споди, поми́луй. </w:t>
       </w:r>
       <w:r>
         <w:rPr>
@@ -22602,60 +22614,6 @@
           <w:color w:val="FF0000"/>
           <w:sz w:val="24"/>
         </w:rPr>
-        <w:t>ик:</w:t>
-      </w:r>
-      <w:r>
-        <w:rPr>
-          <w:rFonts w:ascii="Times New Roman" w:hAnsi="Times New Roman"/>
-          <w:color w:val="FF0000"/>
-          <w:sz w:val="24"/>
-        </w:rPr>
-        <w:t xml:space="preserve"> </w:t>
-      </w:r>
-      <w:r>
-        <w:rPr>
-          <w:rFonts w:ascii="Times New Roman" w:hAnsi="Times New Roman"/>
-          <w:sz w:val="24"/>
-        </w:rPr>
-        <w:t>Сла́ва Тобі́, Хри́сте Бо́же, упова́ння на́ше, сла́ва Тобі́!</w:t>
-      </w:r>
-    </w:p>
-    <w:p>
-      <w:pPr>
-        <w:pStyle w:val="Normal"/>
-        <w:spacing w:after="120"/>
-      </w:pPr>
-      <w:r>
-        <w:rPr>
-          <w:rFonts w:ascii="Times New Roman" w:hAnsi="Times New Roman"/>
-          <w:i/>
-          <w:color w:val="FF0000"/>
-          <w:sz w:val="24"/>
-        </w:rPr>
-        <w:t>Вірні:</w:t>
-      </w:r>
-      <w:r>
-        <w:rPr>
-          <w:rFonts w:ascii="Times New Roman" w:hAnsi="Times New Roman"/>
-          <w:color w:val="FF0000"/>
-          <w:sz w:val="24"/>
-        </w:rPr>
-        <w:t xml:space="preserve"> </w:t>
-      </w:r>
-      <w:r>
-        <w:rPr>
-          <w:rFonts w:ascii="Times New Roman" w:hAnsi="Times New Roman"/>
-          <w:sz w:val="24"/>
-        </w:rPr>
-        <w:t xml:space="preserve">Сла́ва Отцю́, і Си́ну, і Свято́му Ду́хові, і ни́ні, і повсякча́с, і на ві́ки вікі́в. Амі́нь. Го́споди, поми́луй. </w:t>
-      </w:r>
-      <w:r>
-        <w:rPr>
-          <w:rFonts w:ascii="Times New Roman" w:hAnsi="Times New Roman"/>
-          <w:i/>
-          <w:color w:val="FF0000"/>
-          <w:sz w:val="24"/>
-        </w:rPr>
         <w:t>(3 р.)</w:t>
       </w:r>
       <w:r>
@@ -22669,84 +22627,38 @@
     <w:p>
       <w:pPr>
         <w:spacing w:after="120"/>
-        <w:jc w:val="both"/>
-        <w:rPr>
-          <w:rFonts w:ascii="Times New Roman" w:hAnsi="Times New Roman"/>
-          <w:sz w:val="24"/>
-          <w:szCs w:val="24"/>
-        </w:rPr>
-      </w:pPr>
-      <w:r>
-        <w:rPr>
-          <w:rFonts w:ascii="Times New Roman" w:hAnsi="Times New Roman"/>
-          <w:i/>
-          <w:color w:val="FF0000"/>
-          <w:sz w:val="24"/>
-          <w:szCs w:val="24"/>
-        </w:rPr>
-        <w:t>Священик:</w:t>
-      </w:r>
-      <w:r>
-        <w:rPr>
-          <w:rFonts w:ascii="Times New Roman" w:hAnsi="Times New Roman"/>
-          <w:color w:val="FF0000"/>
-          <w:sz w:val="24"/>
-          <w:szCs w:val="24"/>
-        </w:rPr>
-        <w:t xml:space="preserve"> </w:t>
-      </w:r>
-      <w:r>
-        <w:rPr>
-          <w:rFonts w:ascii="Times New Roman" w:hAnsi="Times New Roman"/>
-          <w:sz w:val="24"/>
-          <w:szCs w:val="24"/>
-        </w:rPr>
-        <w:t>Христос, істинний Бог наш, молитвами пречистої своєї Матері, чесного і славного пророка, предтечі й христителя Йоана, святих, славних і всехвальних апостолів, і святого (</w:t>
-      </w:r>
-      <w:r>
-        <w:rPr>
-          <w:rFonts w:ascii="Times New Roman" w:hAnsi="Times New Roman"/>
-          <w:i/>
-          <w:color w:val="FF0000"/>
-          <w:sz w:val="24"/>
-          <w:szCs w:val="24"/>
-        </w:rPr>
-        <w:t xml:space="preserve">ім'я, якого є </w:t>
-      </w:r>
-      <w:r>
-        <w:rPr>
-          <w:rFonts w:ascii="Times New Roman" w:hAnsi="Times New Roman"/>
-          <w:i/>
-          <w:color w:val="FF0000"/>
-          <w:sz w:val="24"/>
-          <w:szCs w:val="24"/>
-        </w:rPr>
-        <w:t>храм</w:t>
-      </w:r>
-      <w:r>
-        <w:rPr>
-          <w:rFonts w:ascii="Times New Roman" w:hAnsi="Times New Roman"/>
-          <w:sz w:val="24"/>
-          <w:szCs w:val="24"/>
-        </w:rPr>
-        <w:t xml:space="preserve">), і чесного пророка </w:t>
-      </w:r>
-      <w:r>
-        <w:rPr>
-          <w:rFonts w:ascii="Times New Roman" w:hAnsi="Times New Roman"/>
-          <w:color w:val="000000"/>
-          <w:sz w:val="24"/>
-          <w:szCs w:val="24"/>
-        </w:rPr>
-        <w:t>Авдія, і святого мученика Варлаама</w:t>
-      </w:r>
-      <w:r>
-        <w:rPr>
-          <w:rFonts w:ascii="Times New Roman" w:hAnsi="Times New Roman"/>
-          <w:sz w:val="24"/>
-          <w:szCs w:val="24"/>
-        </w:rPr>
-        <w:t>, і всіх святих, помилує і спасе нас, як благий і людинолюбний.</w:t>
+      </w:pPr>
+      <w:r>
+        <w:rPr>
+          <w:rFonts w:ascii="Times New Roman" w:hAnsi="Times New Roman"/>
+          <w:i/>
+          <w:color w:val="FF4400"/>
+          <w:sz w:val="24"/>
+        </w:rPr>
+        <w:t>Священник:</w:t>
+      </w:r>
+      <w:r>
+        <w:rPr>
+          <w:rFonts w:ascii="Times New Roman" w:hAnsi="Times New Roman"/>
+          <w:sz w:val="24"/>
+        </w:rPr>
+        <w:t xml:space="preserve"> Христос, істинний Бог наш - молитвами пречистої Своєї Матері, чесного і славного пророка, предтечі і хрестителя Івана, святих славних і всехвальних апостолів, і святого, </w:t>
+      </w:r>
+      <w:r>
+        <w:rPr>
+          <w:rFonts w:ascii="Times New Roman" w:hAnsi="Times New Roman"/>
+          <w:i/>
+          <w:color w:val="FF4400"/>
+          <w:sz w:val="24"/>
+        </w:rPr>
+        <w:t>якого є храм</w:t>
+      </w:r>
+      <w:r>
+        <w:rPr>
+          <w:rFonts w:ascii="Times New Roman" w:hAnsi="Times New Roman"/>
+          <w:sz w:val="24"/>
+        </w:rPr>
+        <w:t>, і святого пророка Авдія, святого мученика Варлаама, і всіх святих - помилує і спасе нас як благий і людинолюбний.</w:t>
       </w:r>
     </w:p>
     <w:p>
@@ -26950,7 +26862,6 @@
           <w:i/>
           <w:color w:val="FF4400"/>
           <w:sz w:val="24"/>
-          <w:szCs w:val="24"/>
         </w:rPr>
         <w:t>Священник:</w:t>
       </w:r>
@@ -26958,17 +26869,8 @@
         <w:rPr>
           <w:rFonts w:ascii="Times New Roman" w:hAnsi="Times New Roman"/>
           <w:sz w:val="24"/>
-          <w:szCs w:val="24"/>
-        </w:rPr>
-        <w:t xml:space="preserve"> Бо Тобі належить усяка слава, честь і поклоніння, О</w:t>
-      </w:r>
-      <w:r>
-        <w:rPr>
-          <w:rFonts w:ascii="Times New Roman" w:hAnsi="Times New Roman"/>
-          <w:sz w:val="24"/>
-          <w:szCs w:val="24"/>
-        </w:rPr>
-        <w:t>тцю, і Сину, і Святому Духові, нині, і повсякчас, і на віки віків.</w:t>
+        </w:rPr>
+        <w:t xml:space="preserve"> Бо Тобі належить усяка слава, честь і поклоніння, Отцю, і Сину, і Святому Духові, нині, і повсякчас, і на віки віків.</w:t>
       </w:r>
     </w:p>
     <w:p>
@@ -27661,16 +27563,13 @@
           <w:i/>
           <w:color w:val="FF4400"/>
           <w:sz w:val="24"/>
-          <w:szCs w:val="24"/>
         </w:rPr>
         <w:t>Священник:</w:t>
       </w:r>
       <w:r>
         <w:rPr>
           <w:rFonts w:ascii="Times New Roman" w:hAnsi="Times New Roman"/>
-          <w:color w:val="000000"/>
-          <w:sz w:val="24"/>
-          <w:szCs w:val="24"/>
+          <w:sz w:val="24"/>
         </w:rPr>
         <w:t xml:space="preserve"> Бо Твоя є влада і Твоє є царство, і сила, і слава, Отця, і Сина, і Святого Духа, нині, і повсякчас, і на віки віків.</w:t>
       </w:r>
@@ -27780,7 +27679,7 @@
           <w:sz w:val="24"/>
           <w:szCs w:val="24"/>
         </w:rPr>
-        <w:t>них моїх злодіянь,* і не маючи духовного керманича,* кличу до тебе Петровим голосом:* Спаси мене, Христе! Спаси мене, Боже,* як людинаолюбець.</w:t>
+        <w:t>них моїх злодіянь,* і не маючи духовного керманича,* кличу до тебе Петровим голосом:* Спаси мене, Христе! Спаси мене, Боже,* як Людинолюбець.</w:t>
       </w:r>
     </w:p>
     <w:p>
@@ -28046,17 +27945,13 @@
           <w:i/>
           <w:color w:val="FF4400"/>
           <w:sz w:val="24"/>
-          <w:szCs w:val="24"/>
-        </w:rPr>
-        <w:lastRenderedPageBreak/>
+        </w:rPr>
         <w:t>Священник:</w:t>
       </w:r>
       <w:r>
         <w:rPr>
           <w:rFonts w:ascii="Times New Roman" w:hAnsi="Times New Roman"/>
-          <w:color w:val="000000"/>
-          <w:sz w:val="24"/>
-          <w:szCs w:val="24"/>
+          <w:sz w:val="24"/>
         </w:rPr>
         <w:t xml:space="preserve"> Бо Ти благий і людинолюбний Бог – і Тобі славу возсилаємо, Отцю, і Сину, і Святому Духові, нині, і повсякчас, і на віки віків.</w:t>
       </w:r>
@@ -29488,36 +29383,17 @@
         <w:rPr>
           <w:rFonts w:ascii="Times New Roman" w:hAnsi="Times New Roman"/>
           <w:i/>
-          <w:color w:val="FF0000"/>
-          <w:sz w:val="24"/>
-          <w:szCs w:val="24"/>
-        </w:rPr>
-        <w:t xml:space="preserve">Священник: </w:t>
-      </w:r>
-      <w:r>
-        <w:rPr>
-          <w:rFonts w:ascii="Times New Roman" w:hAnsi="Times New Roman"/>
-          <w:color w:val="000000"/>
-          <w:sz w:val="24"/>
-          <w:szCs w:val="24"/>
-        </w:rPr>
-        <w:t>Бо Ти Бог наш і Тобі славу возсилаємо: Отцю, і Сину, і Святому Духові</w:t>
-      </w:r>
-      <w:r>
-        <w:rPr>
-          <w:rFonts w:ascii="Times New Roman" w:hAnsi="Times New Roman"/>
-          <w:sz w:val="24"/>
-          <w:szCs w:val="24"/>
-        </w:rPr>
-        <w:t>, нині, і повс</w:t>
-      </w:r>
-      <w:r>
-        <w:rPr>
-          <w:rFonts w:ascii="Times New Roman" w:hAnsi="Times New Roman"/>
-          <w:sz w:val="24"/>
-          <w:szCs w:val="24"/>
-        </w:rPr>
-        <w:t>якчас, і на віки віків.</w:t>
+          <w:color w:val="FF4400"/>
+          <w:sz w:val="24"/>
+        </w:rPr>
+        <w:t>Священник:</w:t>
+      </w:r>
+      <w:r>
+        <w:rPr>
+          <w:rFonts w:ascii="Times New Roman" w:hAnsi="Times New Roman"/>
+          <w:sz w:val="24"/>
+        </w:rPr>
+        <w:t xml:space="preserve"> Бо Ти Бог наш і Тобі славу возсилаємо: Отцю, і Сину, і Святому Духові, нині, і повсякчас, і на віки віків.</w:t>
       </w:r>
     </w:p>
     <w:p>
@@ -30474,28 +30350,17 @@
         <w:rPr>
           <w:rFonts w:ascii="Times New Roman" w:hAnsi="Times New Roman"/>
           <w:i/>
-          <w:color w:val="FF0000"/>
-          <w:sz w:val="24"/>
-          <w:szCs w:val="24"/>
-        </w:rPr>
-        <w:t xml:space="preserve">Священник: </w:t>
-      </w:r>
-      <w:r>
-        <w:rPr>
-          <w:rFonts w:ascii="Times New Roman" w:hAnsi="Times New Roman"/>
-          <w:color w:val="000000"/>
-          <w:sz w:val="24"/>
-          <w:szCs w:val="24"/>
-        </w:rPr>
-        <w:t>Бо Ти цар миру і Спас душ наших – і Тобі славу возсилаємо, Отцю, і Сину, і Святому Духові</w:t>
-      </w:r>
-      <w:r>
-        <w:rPr>
-          <w:rFonts w:ascii="Times New Roman" w:hAnsi="Times New Roman"/>
-          <w:sz w:val="24"/>
-          <w:szCs w:val="24"/>
-        </w:rPr>
-        <w:t>, нині, і повсякчас, і на віки віків.</w:t>
+          <w:color w:val="FF4400"/>
+          <w:sz w:val="24"/>
+        </w:rPr>
+        <w:t>Священник:</w:t>
+      </w:r>
+      <w:r>
+        <w:rPr>
+          <w:rFonts w:ascii="Times New Roman" w:hAnsi="Times New Roman"/>
+          <w:sz w:val="24"/>
+        </w:rPr>
+        <w:t xml:space="preserve"> Бо Ти цар миру і Спас душ наших – і Тобі славу возсилаємо, Отцю, і Сину, і Святому Духові, нині, і повсякчас, і на віки віків.</w:t>
       </w:r>
     </w:p>
     <w:p>
@@ -34067,18 +33932,15 @@
           <w:i/>
           <w:color w:val="FF4400"/>
           <w:sz w:val="24"/>
-          <w:szCs w:val="24"/>
-        </w:rPr>
-        <w:t xml:space="preserve">Священник: </w:t>
-      </w:r>
-      <w:r>
-        <w:rPr>
-          <w:rFonts w:ascii="Times New Roman" w:hAnsi="Times New Roman"/>
-          <w:color w:val="000000"/>
-          <w:sz w:val="24"/>
-          <w:szCs w:val="24"/>
-        </w:rPr>
-        <w:t>Бо до Тебе належить милувати і спасати нас, Боже наш, і Тобі славу возсилаємо, Отцю, і Сину, і Святому Духові, нині, і повсякчас, і на віки віків.</w:t>
+        </w:rPr>
+        <w:t>Священник:</w:t>
+      </w:r>
+      <w:r>
+        <w:rPr>
+          <w:rFonts w:ascii="Times New Roman" w:hAnsi="Times New Roman"/>
+          <w:sz w:val="24"/>
+        </w:rPr>
+        <w:t xml:space="preserve"> Бо до Тебе належить милувати і спасати нас, Боже наш, і Тобі славу возсилаємо, Отцю, і Сину, і Святому Духові, нині, і повсякчас, і на віки віків.</w:t>
       </w:r>
     </w:p>
     <w:p>
@@ -36146,9 +36008,8 @@
         <w:rPr>
           <w:rFonts w:ascii="Times New Roman" w:hAnsi="Times New Roman"/>
           <w:i/>
-          <w:color w:val="FF0000"/>
-          <w:sz w:val="24"/>
-          <w:szCs w:val="24"/>
+          <w:color w:val="FF4400"/>
+          <w:sz w:val="24"/>
         </w:rPr>
         <w:t>Священник:</w:t>
       </w:r>
@@ -36156,7 +36017,6 @@
         <w:rPr>
           <w:rFonts w:ascii="Times New Roman" w:hAnsi="Times New Roman"/>
           <w:sz w:val="24"/>
-          <w:szCs w:val="24"/>
         </w:rPr>
         <w:t xml:space="preserve"> Бо Твоє є царство, і сила, і слава, Отця, і Сина, і Святого Духа, нині, і повсякчас, і на віки віків.</w:t>
       </w:r>
@@ -36742,17 +36602,15 @@
           <w:i/>
           <w:color w:val="FF4400"/>
           <w:sz w:val="24"/>
-          <w:szCs w:val="24"/>
-        </w:rPr>
-        <w:t xml:space="preserve">Священник: </w:t>
-      </w:r>
-      <w:r>
-        <w:rPr>
-          <w:rFonts w:ascii="Times New Roman" w:hAnsi="Times New Roman"/>
-          <w:sz w:val="24"/>
-          <w:szCs w:val="24"/>
-        </w:rPr>
-        <w:t>Бо милостивий і людинолюбний Бог єси, і Тобі славу возсилаємо, Отцю, і Сину, і Святому Духові, нині, і повсякчас, і на віки віків.</w:t>
+        </w:rPr>
+        <w:t>Священник:</w:t>
+      </w:r>
+      <w:r>
+        <w:rPr>
+          <w:rFonts w:ascii="Times New Roman" w:hAnsi="Times New Roman"/>
+          <w:sz w:val="24"/>
+        </w:rPr>
+        <w:t xml:space="preserve"> Бо милостивий і людинолюбний Бог єси, і Тобі славу возсилаємо, Отцю, і Сину, і Святому Духові, нині, і повсякчас, і на віки віків.</w:t>
       </w:r>
     </w:p>
     <w:p>
@@ -36873,19 +36731,47 @@
         <w:rPr>
           <w:rFonts w:ascii="Times New Roman" w:hAnsi="Times New Roman"/>
           <w:i/>
+          <w:color w:val="FF4400"/>
+          <w:sz w:val="24"/>
+        </w:rPr>
+        <w:t>Священник:</w:t>
+      </w:r>
+      <w:r>
+        <w:rPr>
+          <w:rFonts w:ascii="Times New Roman" w:hAnsi="Times New Roman"/>
+          <w:sz w:val="24"/>
+        </w:rPr>
+        <w:t xml:space="preserve"> Сла́ва Тобі́, Хри́сте Бо́же, упова́ння на́ше, сла́ва Тобі́!</w:t>
+      </w:r>
+    </w:p>
+    <w:p>
+      <w:pPr>
+        <w:pStyle w:val="Normal"/>
+        <w:spacing w:after="120"/>
+      </w:pPr>
+      <w:r>
+        <w:rPr>
+          <w:rFonts w:ascii="Times New Roman" w:hAnsi="Times New Roman"/>
+          <w:i/>
           <w:color w:val="FF0000"/>
           <w:sz w:val="24"/>
         </w:rPr>
-        <w:t>Священ</w:t>
-      </w:r>
-      <w:r>
-        <w:rPr>
-          <w:rFonts w:ascii="Times New Roman" w:hAnsi="Times New Roman"/>
-          <w:i/>
+        <w:t>Вірні:</w:t>
+      </w:r>
+      <w:r>
+        <w:rPr>
+          <w:rFonts w:ascii="Times New Roman" w:hAnsi="Times New Roman"/>
           <w:color w:val="FF0000"/>
           <w:sz w:val="24"/>
         </w:rPr>
-        <w:t>н</w:t>
+        <w:t xml:space="preserve"> </w:t>
+      </w:r>
+      <w:r>
+        <w:rPr>
+          <w:rFonts w:ascii="Times New Roman" w:hAnsi="Times New Roman"/>
+          <w:sz w:val="24"/>
+        </w:rPr>
+        <w:t xml:space="preserve">Сла́ва Отцю́, і Си́ну, і Свято́му Ду́хові, і ни́ні, і повсякча́с, і на ві́ки вікі́в. Амі́нь. Го́споди, поми́луй. </w:t>
       </w:r>
       <w:r>
         <w:rPr>
@@ -36894,60 +36780,6 @@
           <w:color w:val="FF0000"/>
           <w:sz w:val="24"/>
         </w:rPr>
-        <w:t>ик:</w:t>
-      </w:r>
-      <w:r>
-        <w:rPr>
-          <w:rFonts w:ascii="Times New Roman" w:hAnsi="Times New Roman"/>
-          <w:color w:val="FF0000"/>
-          <w:sz w:val="24"/>
-        </w:rPr>
-        <w:t xml:space="preserve"> </w:t>
-      </w:r>
-      <w:r>
-        <w:rPr>
-          <w:rFonts w:ascii="Times New Roman" w:hAnsi="Times New Roman"/>
-          <w:sz w:val="24"/>
-        </w:rPr>
-        <w:t>Сла́ва Тобі́, Хри́сте Бо́же, упова́ння на́ше, сла́ва Тобі́!</w:t>
-      </w:r>
-    </w:p>
-    <w:p>
-      <w:pPr>
-        <w:pStyle w:val="Normal"/>
-        <w:spacing w:after="120"/>
-      </w:pPr>
-      <w:r>
-        <w:rPr>
-          <w:rFonts w:ascii="Times New Roman" w:hAnsi="Times New Roman"/>
-          <w:i/>
-          <w:color w:val="FF0000"/>
-          <w:sz w:val="24"/>
-        </w:rPr>
-        <w:t>Вірні:</w:t>
-      </w:r>
-      <w:r>
-        <w:rPr>
-          <w:rFonts w:ascii="Times New Roman" w:hAnsi="Times New Roman"/>
-          <w:color w:val="FF0000"/>
-          <w:sz w:val="24"/>
-        </w:rPr>
-        <w:t xml:space="preserve"> </w:t>
-      </w:r>
-      <w:r>
-        <w:rPr>
-          <w:rFonts w:ascii="Times New Roman" w:hAnsi="Times New Roman"/>
-          <w:sz w:val="24"/>
-        </w:rPr>
-        <w:t xml:space="preserve">Сла́ва Отцю́, і Си́ну, і Свято́му Ду́хові, і ни́ні, і повсякча́с, і на ві́ки вікі́в. Амі́нь. Го́споди, поми́луй. </w:t>
-      </w:r>
-      <w:r>
-        <w:rPr>
-          <w:rFonts w:ascii="Times New Roman" w:hAnsi="Times New Roman"/>
-          <w:i/>
-          <w:color w:val="FF0000"/>
-          <w:sz w:val="24"/>
-        </w:rPr>
         <w:t>(3 р.)</w:t>
       </w:r>
       <w:r>
@@ -36961,84 +36793,38 @@
     <w:p>
       <w:pPr>
         <w:spacing w:after="120"/>
-        <w:jc w:val="both"/>
-        <w:rPr>
-          <w:rFonts w:ascii="Times New Roman" w:hAnsi="Times New Roman"/>
-          <w:sz w:val="24"/>
-          <w:szCs w:val="24"/>
-        </w:rPr>
-      </w:pPr>
-      <w:r>
-        <w:rPr>
-          <w:rFonts w:ascii="Times New Roman" w:hAnsi="Times New Roman"/>
-          <w:i/>
-          <w:color w:val="FF0000"/>
-          <w:sz w:val="24"/>
-          <w:szCs w:val="24"/>
-        </w:rPr>
-        <w:t>Священик:</w:t>
-      </w:r>
-      <w:r>
-        <w:rPr>
-          <w:rFonts w:ascii="Times New Roman" w:hAnsi="Times New Roman"/>
-          <w:color w:val="FF0000"/>
-          <w:sz w:val="24"/>
-          <w:szCs w:val="24"/>
-        </w:rPr>
-        <w:t xml:space="preserve"> </w:t>
-      </w:r>
-      <w:r>
-        <w:rPr>
-          <w:rFonts w:ascii="Times New Roman" w:hAnsi="Times New Roman"/>
-          <w:sz w:val="24"/>
-          <w:szCs w:val="24"/>
-        </w:rPr>
-        <w:t>Христос, істинний Бог наш, молитвами пречистої своєї Матері, чесного і славного пророка, предтечі й христителя Йоана, святих, славних і всехвальних апостолів, і святого (</w:t>
-      </w:r>
-      <w:r>
-        <w:rPr>
-          <w:rFonts w:ascii="Times New Roman" w:hAnsi="Times New Roman"/>
-          <w:i/>
-          <w:color w:val="FF0000"/>
-          <w:sz w:val="24"/>
-          <w:szCs w:val="24"/>
-        </w:rPr>
-        <w:t>ім'я, якого є х</w:t>
-      </w:r>
-      <w:r>
-        <w:rPr>
-          <w:rFonts w:ascii="Times New Roman" w:hAnsi="Times New Roman"/>
-          <w:i/>
-          <w:color w:val="FF0000"/>
-          <w:sz w:val="24"/>
-          <w:szCs w:val="24"/>
-        </w:rPr>
-        <w:t>рам</w:t>
-      </w:r>
-      <w:r>
-        <w:rPr>
-          <w:rFonts w:ascii="Times New Roman" w:hAnsi="Times New Roman"/>
-          <w:sz w:val="24"/>
-          <w:szCs w:val="24"/>
-        </w:rPr>
-        <w:t xml:space="preserve">), і чесного пророка </w:t>
-      </w:r>
-      <w:r>
-        <w:rPr>
-          <w:rFonts w:ascii="Times New Roman" w:hAnsi="Times New Roman"/>
-          <w:color w:val="000000"/>
-          <w:sz w:val="24"/>
-          <w:szCs w:val="24"/>
-        </w:rPr>
-        <w:t>Авдія, і святого мученика Варлаама</w:t>
-      </w:r>
-      <w:r>
-        <w:rPr>
-          <w:rFonts w:ascii="Times New Roman" w:hAnsi="Times New Roman"/>
-          <w:sz w:val="24"/>
-          <w:szCs w:val="24"/>
-        </w:rPr>
-        <w:t>, і всіх святих, помилує і спасе нас, як благий і людинолюбний.</w:t>
+      </w:pPr>
+      <w:r>
+        <w:rPr>
+          <w:rFonts w:ascii="Times New Roman" w:hAnsi="Times New Roman"/>
+          <w:i/>
+          <w:color w:val="FF4400"/>
+          <w:sz w:val="24"/>
+        </w:rPr>
+        <w:t>Священник:</w:t>
+      </w:r>
+      <w:r>
+        <w:rPr>
+          <w:rFonts w:ascii="Times New Roman" w:hAnsi="Times New Roman"/>
+          <w:sz w:val="24"/>
+        </w:rPr>
+        <w:t xml:space="preserve"> Христос, істинний Бог наш - молитвами пречистої Своєї Матері, чесного і славного пророка, предтечі і хрестителя Івана, святих славних і всехвальних апостолів, і святого, </w:t>
+      </w:r>
+      <w:r>
+        <w:rPr>
+          <w:rFonts w:ascii="Times New Roman" w:hAnsi="Times New Roman"/>
+          <w:i/>
+          <w:color w:val="FF4400"/>
+          <w:sz w:val="24"/>
+        </w:rPr>
+        <w:t>якого є храм</w:t>
+      </w:r>
+      <w:r>
+        <w:rPr>
+          <w:rFonts w:ascii="Times New Roman" w:hAnsi="Times New Roman"/>
+          <w:sz w:val="24"/>
+        </w:rPr>
+        <w:t>, і святого пророка Авдія, святого мученика Варлаама, і всіх святих - помилує і спасе нас як благий і людинолюбний.</w:t>
       </w:r>
     </w:p>
     <w:p>
